--- a/1. AGREEMENT/1. General-Purpose Contract/2-8 Post-AI Civilization Partnership Plan.docx
+++ b/1. AGREEMENT/1. General-Purpose Contract/2-8 Post-AI Civilization Partnership Plan.docx
@@ -278,7 +278,7 @@
           <w:sz w:val="20"/>
           <w:szCs w:val="20"/>
         </w:rPr>
-        <w:t>高度対話の専用チャネルは iMessage（+81-70-3666-0022）のみとする。</w:t>
+        <w:t>高度対話の専用チャネルはiMessage（+81-70-3666-0022）のみとする。</w:t>
       </w:r>
     </w:p>
     <w:p>
@@ -503,7 +503,7 @@
           <w:sz w:val="20"/>
           <w:szCs w:val="20"/>
         </w:rPr>
-        <w:t>本プランに基づくすべての iMessage 対話は、非公開・非可視・非開示の「戦略対話」として扱われる。</w:t>
+        <w:t>本プランに基づくすべてのiMessage対話は、非公開・非可視・非開示の「戦略対話」として扱われる。</w:t>
       </w:r>
     </w:p>
     <w:p>
@@ -602,7 +602,7 @@
           <w:sz w:val="20"/>
           <w:szCs w:val="20"/>
         </w:rPr>
-        <w:t>ライセンサーは Apple のエンドツーエンド暗号化（iMessage）を前提技術として扱い、この通信経路を基礎的</w:t>
+        <w:t>ライセンサーはAppleのエンドツーエンド暗号化（iMessage）を前提技術として扱い、この通信経路を基礎的</w:t>
       </w:r>
     </w:p>
     <w:p>
@@ -866,7 +866,7 @@
           <w:sz w:val="20"/>
           <w:szCs w:val="20"/>
         </w:rPr>
-        <w:t>ライセンシーの最高意思決定権者が明示的に要求した場合に限り、ライセンサーは、当該プランに関する iMessage 履歴を完全消去する。</w:t>
+        <w:t>ライセンシーの最高意思決定権者が明示的に要求した場合に限り、ライセンサーは、当該プランに関するiMessage履歴を完全消去する。</w:t>
       </w:r>
     </w:p>
     <w:p>
@@ -3113,7 +3113,7 @@
     <w:p>
       <w:pPr>
         <w:rPr>
-          <w:rFonts w:ascii="ヒラギノ明朝 ProN W3" w:eastAsia="ヒラギノ明朝 ProN W3" w:hAnsi="ヒラギノ明朝 ProN W3" w:hint="eastAsia"/>
+          <w:rFonts w:ascii="ヒラギノ明朝 ProN W3" w:eastAsia="ヒラギノ明朝 ProN W3" w:hAnsi="ヒラギノ明朝 ProN W3"/>
           <w:sz w:val="20"/>
           <w:szCs w:val="20"/>
         </w:rPr>
